--- a/monitoring/20260921/daily_report_llm_20260921.docx
+++ b/monitoring/20260921/daily_report_llm_20260921.docx
@@ -528,8 +528,6 @@
           <w:sz w:val="18"/>
         </w:rPr>
         <w:t>※ KG 매칭 기준 · ▲▼는 전일 대비 · 검색된 기사에 한한 것으로 전세계 기사량 기반이 아님</w:t>
-        <w:br/>
-        <w:t>※ 2026-09-21부터 집계 어휘를 확장했습니다(국문 별칭·신규 노드(공급원 8·항만 2·초크포인트 1·사건 2·선종 1) 추가 — 요소별 기사량은 이 시점 전후 직접 비교 불가). 이 기간의 건수·전일 대비 변화는 어휘 확장분을 포함하므로 이전과 직접 비교할 수 없습니다.</w:t>
       </w:r>
     </w:p>
     <w:p>
